--- a/Entregables_pt_app/08_beta/manual_desarrollador.docx
+++ b/Entregables_pt_app/08_beta/manual_desarrollador.docx
@@ -1285,7 +1285,7 @@
         <w:rPr>
           <w:rStyle w:val="VerbatimChar"/>
         </w:rPr>
-        <w:t xml:space="preserve">deliv/08_beta/</w:t>
+        <w:t xml:space="preserve">Entregables_pt_app/08_beta/</w:t>
       </w:r>
       <w:r>
         <w:br/>
@@ -1675,7 +1675,7 @@
         <w:rPr>
           <w:rStyle w:val="StringTok"/>
         </w:rPr>
-        <w:t xml:space="preserve">"deliv/08_beta"</w:t>
+        <w:t xml:space="preserve">"Entregables_pt_app/08_beta"</w:t>
       </w:r>
       <w:r>
         <w:rPr>
@@ -1768,7 +1768,7 @@
         <w:rPr>
           <w:rStyle w:val="NormalTok"/>
         </w:rPr>
-        <w:t xml:space="preserve"> deliv/08_beta/app_final.R</w:t>
+        <w:t xml:space="preserve"> Entregables_pt_app/08_beta/app_final.R</w:t>
       </w:r>
     </w:p>
     <w:bookmarkEnd w:id="24"/>
@@ -1799,7 +1799,7 @@
         <w:rPr>
           <w:rStyle w:val="VerbatimChar"/>
         </w:rPr>
-        <w:t xml:space="preserve">deliv/08_beta/app_final.R</w:t>
+        <w:t xml:space="preserve">Entregables_pt_app/08_beta/app_final.R</w:t>
       </w:r>
       <w:r>
         <w:t xml:space="preserve"> </w:t>
@@ -4033,7 +4033,7 @@
         <w:rPr>
           <w:rStyle w:val="VerbatimChar"/>
         </w:rPr>
-        <w:t xml:space="preserve">deliv/08_beta/</w:t>
+        <w:t xml:space="preserve">Entregables_pt_app/08_beta/</w:t>
       </w:r>
       <w:r>
         <w:t xml:space="preserve"> </w:t>
@@ -4708,13 +4708,13 @@
       </w:r>
     </w:p>
     <w:bookmarkEnd w:id="42"/>
-    <w:bookmarkStart w:id="43" w:name="iso-170432024"/>
+    <w:bookmarkStart w:id="43" w:name="iso-170432023"/>
     <w:p>
       <w:pPr>
         <w:pStyle w:val="Heading3"/>
       </w:pPr>
       <w:r>
-        <w:t xml:space="preserve">ISO 17043:2024</w:t>
+        <w:t xml:space="preserve">ISO 17043:2023</w:t>
       </w:r>
     </w:p>
     <w:p>
